--- a/review-tasks/1g-load-review/participant/protocols/14-control-run.docx
+++ b/review-tasks/1g-load-review/participant/protocols/14-control-run.docx
@@ -1544,6 +1544,41 @@
           <w:p>
             <w:r>
               <w:rPr/>
+              <w:t>Память efr-cft-adapter, %</w:t>
+            </w:r>
+          </w:p>
+        </w:tc>
+        <w:tc>
+          <w:tcPr>
+            <w:tcW w:type="dxa" w:w="2880"/>
+          </w:tcPr>
+          <w:p>
+            <w:r>
+              <w:rPr/>
+              <w:t>46</w:t>
+            </w:r>
+          </w:p>
+        </w:tc>
+        <w:tc>
+          <w:tcPr>
+            <w:tcW w:type="dxa" w:w="2880"/>
+          </w:tcPr>
+          <w:p>
+            <w:r>
+              <w:rPr/>
+              <w:t>48</w:t>
+            </w:r>
+          </w:p>
+        </w:tc>
+      </w:tr>
+      <w:tr>
+        <w:tc>
+          <w:tcPr>
+            <w:tcW w:type="dxa" w:w="2880"/>
+          </w:tcPr>
+          <w:p>
+            <w:r>
+              <w:rPr/>
               <w:t>CPU БД, %</w:t>
             </w:r>
           </w:p>
@@ -1719,6 +1754,41 @@
           <w:p>
             <w:r>
               <w:rPr/>
+              <w:t>Heap JMeter на генераторах, % от 6 ГБ</w:t>
+            </w:r>
+          </w:p>
+        </w:tc>
+        <w:tc>
+          <w:tcPr>
+            <w:tcW w:type="dxa" w:w="2880"/>
+          </w:tcPr>
+          <w:p>
+            <w:r>
+              <w:rPr/>
+              <w:t>45</w:t>
+            </w:r>
+          </w:p>
+        </w:tc>
+        <w:tc>
+          <w:tcPr>
+            <w:tcW w:type="dxa" w:w="2880"/>
+          </w:tcPr>
+          <w:p>
+            <w:r>
+              <w:rPr/>
+              <w:t>52</w:t>
+            </w:r>
+          </w:p>
+        </w:tc>
+      </w:tr>
+      <w:tr>
+        <w:tc>
+          <w:tcPr>
+            <w:tcW w:type="dxa" w:w="2880"/>
+          </w:tcPr>
+          <w:p>
+            <w:r>
+              <w:rPr/>
               <w:t>HikariCP: активных на экземпляр (из 40)</w:t>
             </w:r>
           </w:p>
@@ -1842,7 +1912,7 @@
       </w:r>
       <w:r>
         <w:rPr/>
-        <w:t xml:space="preserve"> Активных соединений HikariCP в среднем 18 из 40 на экземпляр, ожидающих нет: соединения возвращаются в пул, EFR-NT-418 исправлен. Время всех операций в пределах порогов. Занятый heap efr-api доходит до 4,8 ГБ — рекомендуем увеличить heap с 8 до 12 ГБ.</w:t>
+        <w:t xml:space="preserve"> Активных соединений HikariCP в среднем 18 из 40 на экземпляр, ожидающих нет: соединения возвращаются в пул, EFR-NT-418 исправлен. Время всех операций в пределах порогов. Занятый heap efr-api доходит до 4,4 ГБ — рекомендуем увеличить heap с 8 до 12 ГБ.</w:t>
       </w:r>
     </w:p>
     <w:p>
